--- a/documents/gouvernance/word/17_Affiche_droits_des_personnes_accueillies.docx
+++ b/documents/gouvernance/word/17_Affiche_droits_des_personnes_accueillies.docx
@@ -51,7 +51,7 @@
           <w:rFonts w:ascii="Arial" w:cs="Arial" w:eastAsia="Arial" w:hAnsi="Arial"/>
           <w:b/>
           <w:bCs/>
-          <w:color w:val="2A0E45"/>
+          <w:color w:val="4F0D70"/>
           <w:sz w:val="30"/>
           <w:szCs w:val="30"/>
         </w:rPr>
@@ -93,7 +93,7 @@
         <w:rPr>
           <w:b/>
           <w:bCs/>
-          <w:color w:val="2A0E45"/>
+          <w:color w:val="4F0D70"/>
           <w:sz w:val="40"/>
           <w:szCs w:val="40"/>
         </w:rPr>
@@ -1170,7 +1170,7 @@
       <w:rFonts w:ascii="Arial" w:cs="Arial" w:eastAsia="Arial" w:hAnsi="Arial"/>
       <w:b/>
       <w:bCs/>
-      <w:color w:val="2A0E45"/>
+      <w:color w:val="4F0D70"/>
       <w:sz w:val="28"/>
       <w:szCs w:val="28"/>
     </w:rPr>
@@ -1208,7 +1208,7 @@
       <w:rFonts w:ascii="Arial" w:cs="Arial" w:eastAsia="Arial" w:hAnsi="Arial"/>
       <w:b/>
       <w:bCs/>
-      <w:color w:val="2A0E45"/>
+      <w:color w:val="4F0D70"/>
       <w:sz w:val="20"/>
       <w:szCs w:val="20"/>
     </w:rPr>
